--- a/policies/build/sop_record_masters/COP/SOP_COP.13.a_to_f_pain_rehabilitation_nutrition.docx
+++ b/policies/build/sop_record_masters/COP/SOP_COP.13.a_to_f_pain_rehabilitation_nutrition.docx
@@ -14,40 +14,9 @@
     </w:p>
     <w:p>
       <w:r>
-        <w:t>«Hospital Name» — Supports COP.13.a-f</w:t>
+        <w:t>«Hospital Name» — SOP-COP.13 — Version 1.0</w:t>
       </w:r>
     </w:p>
-    <w:p/>
-    <w:tbl>
-      <w:tblPr>
-        <w:tblStyle w:val="TableGrid"/>
-        <w:tblW w:type="auto" w:w="0"/>
-        <w:tblLook w:firstColumn="1" w:firstRow="1" w:lastColumn="0" w:lastRow="0" w:noHBand="0" w:noVBand="1" w:val="04A0"/>
-      </w:tblPr>
-      <w:tblGrid>
-        <w:gridCol w:w="8640"/>
-      </w:tblGrid>
-      <w:tr>
-        <w:tc>
-          <w:tcPr>
-            <w:tcW w:type="dxa" w:w="8640"/>
-          </w:tcPr>
-          <w:p>
-            <w:r>
-              <w:rPr>
-                <w:b/>
-              </w:rPr>
-              <w:t>Why does this SOP exist? (read this first if you're new)</w:t>
-            </w:r>
-          </w:p>
-          <w:p>
-            <w:r>
-              <w:t>This SOP tells every clinician, nurse, rehabilitation professional and dietetics staff member, in one place, how pain is actually found and treated rather than assumed away by a stoic patient; what rehabilitation this hospital genuinely provides and plans collaboratively -- never a service held out that nobody can deliver on a Wednesday; and how every admitted patient is screened for nutritional risk, assessed if flagged, and served the diet that was actually planned, not a kitchen tick. If you assess pain, deliver rehabilitation, screen nutrition, or plan a therapeutic diet, this SOP is for you.</w:t>
-            </w:r>
-          </w:p>
-        </w:tc>
-      </w:tr>
-    </w:tbl>
     <w:p/>
     <w:tbl>
       <w:tblPr>
@@ -62,9 +31,6 @@
         <w:gridCol w:w="2160"/>
       </w:tblGrid>
       <w:tr>
-        <w:trPr>
-          <w:cantSplit/>
-        </w:trPr>
         <w:tc>
           <w:tcPr>
             <w:tcW w:type="dxa" w:w="2160"/>
@@ -107,9 +73,6 @@
         </w:tc>
       </w:tr>
       <w:tr>
-        <w:trPr>
-          <w:cantSplit/>
-        </w:trPr>
         <w:tc>
           <w:tcPr>
             <w:tcW w:type="dxa" w:w="2160"/>
@@ -151,51 +114,6 @@
           </w:p>
         </w:tc>
       </w:tr>
-      <w:tr>
-        <w:trPr>
-          <w:cantSplit/>
-        </w:trPr>
-        <w:tc>
-          <w:tcPr>
-            <w:tcW w:type="dxa" w:w="2160"/>
-          </w:tcPr>
-          <w:p>
-            <w:r>
-              <w:t>Prepared By</w:t>
-            </w:r>
-          </w:p>
-        </w:tc>
-        <w:tc>
-          <w:tcPr>
-            <w:tcW w:type="dxa" w:w="2160"/>
-          </w:tcPr>
-          <w:p>
-            <w:r>
-              <w:t>Quality/Accreditation Coordinator   Name: ________   Signature: ________</w:t>
-            </w:r>
-          </w:p>
-        </w:tc>
-        <w:tc>
-          <w:tcPr>
-            <w:tcW w:type="dxa" w:w="2160"/>
-          </w:tcPr>
-          <w:p>
-            <w:r>
-              <w:t>Approved By</w:t>
-            </w:r>
-          </w:p>
-        </w:tc>
-        <w:tc>
-          <w:tcPr>
-            <w:tcW w:type="dxa" w:w="2160"/>
-          </w:tcPr>
-          <w:p>
-            <w:r>
-              <w:t>Medical Superintendent   Name: ________   Signature: ________</w:t>
-            </w:r>
-          </w:p>
-        </w:tc>
-      </w:tr>
     </w:tbl>
     <w:p/>
     <w:p>
@@ -206,9 +124,78 @@
         <w:t>1. Purpose</w:t>
       </w:r>
     </w:p>
+    <w:tbl>
+      <w:tblPr>
+        <w:tblStyle w:val="TableGrid"/>
+        <w:tblW w:type="auto" w:w="0"/>
+        <w:tblLook w:firstColumn="1" w:firstRow="1" w:lastColumn="0" w:lastRow="0" w:noHBand="0" w:noVBand="1" w:val="04A0"/>
+      </w:tblPr>
+      <w:tblGrid>
+        <w:gridCol w:w="8640"/>
+      </w:tblGrid>
+      <w:tr>
+        <w:tc>
+          <w:tcPr>
+            <w:tcW w:type="dxa" w:w="8640"/>
+          </w:tcPr>
+          <w:p>
+            <w:r>
+              <w:t>This SOP sets out how patients in pain are identified and effectively managed, with alleviation titrated to need and response; how the rehabilitation scope matches the services this hospital has actually defined, and is planned collaboratively where it exists; and how every admitted patient is screened for nutritional risk, assessed if flagged, and served the therapeutic diet that was actually planned with dietetics.</w:t>
+            </w:r>
+          </w:p>
+        </w:tc>
+      </w:tr>
+    </w:tbl>
+    <w:p/>
+    <w:tbl>
+      <w:tblPr>
+        <w:tblStyle w:val="TableGrid"/>
+        <w:tblW w:type="auto" w:w="0"/>
+        <w:tblLook w:firstColumn="1" w:firstRow="1" w:lastColumn="0" w:lastRow="0" w:noHBand="0" w:noVBand="1" w:val="04A0"/>
+      </w:tblPr>
+      <w:tblGrid>
+        <w:gridCol w:w="8640"/>
+      </w:tblGrid>
+      <w:tr>
+        <w:tc>
+          <w:tcPr>
+            <w:tcW w:type="dxa" w:w="8640"/>
+          </w:tcPr>
+          <w:p>
+            <w:r>
+              <w:t>A patient's pain score field is left blank on the chart. This SOP is what treats that blank as an incomplete assessment -- never as silent evidence that the patient has no pain.</w:t>
+            </w:r>
+          </w:p>
+        </w:tc>
+      </w:tr>
+    </w:tbl>
+    <w:p/>
+    <w:tbl>
+      <w:tblPr>
+        <w:tblStyle w:val="TableGrid"/>
+        <w:tblW w:type="auto" w:w="0"/>
+        <w:tblLook w:firstColumn="1" w:firstRow="1" w:lastColumn="0" w:lastRow="0" w:noHBand="0" w:noVBand="1" w:val="04A0"/>
+      </w:tblPr>
+      <w:tblGrid>
+        <w:gridCol w:w="8640"/>
+      </w:tblGrid>
+      <w:tr>
+        <w:tc>
+          <w:tcPr>
+            <w:tcW w:type="dxa" w:w="8640"/>
+          </w:tcPr>
+          <w:p>
+            <w:r>
+              <w:t>We do this because a recorded zero that was never actually asked about is a false record, and it is exactly how unmanaged pain comes to look like managed pain -- and because a hospital that lists a service on the board with no one actually able to deliver it is holding out care it cannot provide.</w:t>
+            </w:r>
+          </w:p>
+        </w:tc>
+      </w:tr>
+    </w:tbl>
+    <w:p/>
     <w:p>
       <w:r>
-        <w:t>To define how patients in pain are identified and effectively managed, with alleviation titrated to need and response; how the rehabilitation scope matches the services this hospital has actually defined, and is planned collaboratively where it exists; and how every admitted patient is screened for nutritional risk, assessed if flagged, and served the therapeutic diet that was actually planned with dietetics.</w:t>
+        <w:t>To define how patients in pain are identified and managed with titration; how rehabilitation scope matches actual services and is planned collaboratively; and how nutritional screening, assessment and therapeutic-diet planning work for every admission.</w:t>
       </w:r>
     </w:p>
     <w:p>
@@ -221,7 +208,18 @@
     </w:p>
     <w:p>
       <w:r>
-        <w:t>Applies to every clinical setting of {{HOSPITAL_NAME}} in which a patient may be in pain, may need rehabilitation, or is admitted and therefore screened for nutritional risk -- in-patient wards, day-care, the emergency area, relevant out-patient encounters, intensive or high-dependency areas, and the dietetics function. It does not write the service directory (AAC.1), kitchen hygiene and the food-safety licence (HIC.3), analgesic prescribing/storage (the hospital's medication policies), antenatal maternal nutrition (COP.7), paediatric growth/nutrition assessment (COP.8), or the falls/pressure-ulcer/thrombosis programmes (COP.12) -- this SOP owns only pain management and titration, the rehabilitation scope and its collaborative plan, and nutritional screening, assessment and therapeutic-diet planning.</w:t>
+        <w:rPr>
+          <w:i/>
+        </w:rPr>
+        <w:t xml:space="preserve">Why: </w:t>
+      </w:r>
+      <w:r>
+        <w:t>so every setting where a patient may be in pain, need rehabilitation, or is admitted and therefore screened for nutrition follows the same standard.</w:t>
+      </w:r>
+    </w:p>
+    <w:p>
+      <w:r>
+        <w:t>Applies to every clinical setting of «Hospital Name» in which a patient may be in pain, may need rehabilitation, or is admitted and therefore screened for nutritional risk -- in-patient wards, day-care, the emergency area, relevant out-patient encounters, intensive or high-dependency areas, and the dietetics function.</w:t>
       </w:r>
     </w:p>
     <w:p>
@@ -230,6 +228,17 @@
       </w:pPr>
       <w:r>
         <w:t>3. Responsibility</w:t>
+      </w:r>
+    </w:p>
+    <w:p>
+      <w:r>
+        <w:rPr>
+          <w:i/>
+        </w:rPr>
+        <w:t xml:space="preserve">Why: </w:t>
+      </w:r>
+      <w:r>
+        <w:t>unmanaged pain, a service held out that nobody can deliver, or a swallowing risk nobody screened for, are each a gap that reaches the patient directly.</w:t>
       </w:r>
     </w:p>
     <w:p>
@@ -303,7 +312,7 @@
         <w:pStyle w:val="Heading1"/>
       </w:pPr>
       <w:r>
-        <w:t>4. Procedure</w:t>
+        <w:t>4. What to do</w:t>
       </w:r>
     </w:p>
     <w:p>
@@ -311,15 +320,15 @@
         <w:pStyle w:val="Heading2"/>
       </w:pPr>
       <w:r>
-        <w:t>4.1 Patients in pain are effectively managed (COP.13.a)</w:t>
+        <w:t>Patients in pain are effectively managed</w:t>
       </w:r>
     </w:p>
     <w:p>
       <w:r>
         <w:rPr>
-          <w:b/>
+          <w:i/>
         </w:rPr>
-        <w:t xml:space="preserve">Why this step matters: </w:t>
+        <w:t xml:space="preserve">Why: </w:t>
       </w:r>
       <w:r>
         <w:t>A recorded zero that was never asked about is a false record -- and it is exactly how unmanaged pain comes to look like managed pain.</w:t>
@@ -327,17 +336,17 @@
     </w:p>
     <w:p>
       <w:r>
-        <w:t>1. «Hospital to define the pain-assessment method used, including the scale or description method, and in which settings it is applied» is used to ask every in-patient, and every other patient in a setting this hospital has included, about pain -- not inferred from whether they complain loudly.</w:t>
+        <w:t>The hospital's defined pain-assessment method, including the scale or description method and which settings it applies in, is used to ask every in-patient, and every other patient in a setting this hospital has included, about pain -- not inferred from whether they complain loudly.</w:t>
       </w:r>
     </w:p>
     <w:p>
       <w:r>
-        <w:t>2. The assessment is recorded against the unique identification number, with the time; a blank field is treated as an incomplete assessment, never as evidence of no pain.</w:t>
+        <w:t>The assessment is recorded against the unique identification number, with the time; a blank field is treated as an incomplete assessment, never as evidence of no pain.</w:t>
       </w:r>
     </w:p>
     <w:p>
       <w:r>
-        <w:t>3. A written plan -- pharmacological, non-pharmacological, or both -- is produced for every patient found in pain, using «Hospital to define the non-pharmacological pain measures used» where applicable; pharmacological measures are prescribed under the medication policies. (Record 1)</w:t>
+        <w:t>A written plan -- pharmacological, non-pharmacological, or both -- is produced for every patient found in pain, using the hospital's defined non-pharmacological pain measures where applicable; pharmacological measures are prescribed under the medication policies.</w:t>
       </w:r>
     </w:p>
     <w:p>
@@ -345,15 +354,15 @@
         <w:pStyle w:val="Heading2"/>
       </w:pPr>
       <w:r>
-        <w:t>4.2 Titration according to need and response (COP.13.b)</w:t>
+        <w:t>Titration according to need and response</w:t>
       </w:r>
     </w:p>
     <w:p>
       <w:r>
         <w:rPr>
-          <w:b/>
+          <w:i/>
         </w:rPr>
-        <w:t xml:space="preserve">Why this step matters: </w:t>
+        <w:t xml:space="preserve">Why: </w:t>
       </w:r>
       <w:r>
         <w:t>A measure given once and never reassessed is a standing dose, not titration.</w:t>
@@ -361,17 +370,17 @@
     </w:p>
     <w:p>
       <w:r>
-        <w:t>1. Pain is reassessed after a measure is given, using the same method as step 1, at «Hospital to define when pain is reassessed after a measure is given, and when the plan is reviewed».</w:t>
+        <w:t>Pain is reassessed after a measure is given, using the same method, at the hospital's defined interval.</w:t>
       </w:r>
     </w:p>
     <w:p>
       <w:r>
-        <w:t>2. «Hospital to define who may titrate within a prescribed range, and when the treating clinician is called» governs who adjusts the measure; administration of the medicine itself remains the medication policies.</w:t>
+        <w:t>The hospital's defined rule for who may titrate within a prescribed range, and when the treating clinician is called, governs who adjusts the measure; administration of the medicine itself remains the medication policies.</w:t>
       </w:r>
     </w:p>
     <w:p>
       <w:r>
-        <w:t>3. A patient whose pain is not responding is never left on the same plan by default -- the reason for a change, or for holding the plan, is recorded. (Record 2)</w:t>
+        <w:t>A patient whose pain is not responding is never left on the same plan by default -- the reason for a change, or for holding the plan, is recorded.</w:t>
       </w:r>
     </w:p>
     <w:p>
@@ -379,15 +388,15 @@
         <w:pStyle w:val="Heading2"/>
       </w:pPr>
       <w:r>
-        <w:t>4.3 Rehabilitation scope commensurate with the services of {{HOSPITAL_NAME}} (COP.13.c)</w:t>
+        <w:t>Rehabilitation scope commensurate with the services of this hospital</w:t>
       </w:r>
     </w:p>
     <w:p>
       <w:r>
         <w:rPr>
-          <w:b/>
+          <w:i/>
         </w:rPr>
-        <w:t xml:space="preserve">Why this step matters: </w:t>
+        <w:t xml:space="preserve">Why: </w:t>
       </w:r>
       <w:r>
         <w:t>A hospital that lists physiotherapy on the board with a visiting therapist on Tuesdays only, and says nothing else, is holding out a service it cannot deliver on Wednesday.</w:t>
@@ -395,48 +404,17 @@
     </w:p>
     <w:p>
       <w:r>
-        <w:t>1. «Hospital to define whether rehabilitation is a defined healthcare service of this hospital, and which disciplines it includes» matches the current service directory and department scopes maintained under the definition-and-display policy -- never a copied rehabilitation SOP for a department this hospital does not have.</w:t>
+        <w:t>Whether rehabilitation is a defined healthcare service of this hospital, and which disciplines it includes, matches the current service directory and department scopes -- never a copied rehabilitation SOP for a department this hospital does not have.</w:t>
       </w:r>
     </w:p>
     <w:p>
       <w:r>
-        <w:t>2. Where rehabilitation is a defined service, this hospital does not exclude a person with disability from it on the ground of disability, provides barrier-free access to the areas where it is delivered, and gives priority in attendance and treatment where the Rights of Persons with Disabilities Act, 2016 requires it.</w:t>
+        <w:t>Where rehabilitation is a defined service, this hospital does not exclude a person with disability from it on the ground of disability, provides barrier-free access to the areas where it is delivered, and gives priority in attendance and treatment where the Rights of Persons with Disabilities Act, 2016 requires it.</w:t>
       </w:r>
     </w:p>
     <w:p>
       <w:r>
-        <w:t>3. Where rehabilitation is not a defined service, that fact is recorded and the hospital does not display, advertise or verbally hold out a rehabilitation service it does not provide; a patient who needs rehabilitation is referred using the referral route the relevant department scope already names. (Record 3)</w:t>
-      </w:r>
-    </w:p>
-    <w:p>
-      <w:r>
-        <w:rPr>
-          <w:b/>
-          <w:i/>
-        </w:rPr>
-        <w:t xml:space="preserve">Technical source(s) for these steps: </w:t>
-      </w:r>
-    </w:p>
-    <w:p>
-      <w:pPr>
-        <w:pStyle w:val="ListParagraph"/>
-        <w:spacing w:before="80" w:after="240"/>
-        <w:contextualSpacing w:val="0"/>
-      </w:pPr>
-      <w:r>
-        <w:t xml:space="preserve">• Government of India. (2016). </w:t>
-      </w:r>
-      <w:hyperlink r:id="rId9">
-        <w:r>
-          <w:rPr>
-            <w:color w:val="0563C1"/>
-            <w:u w:val="single"/>
-          </w:rPr>
-          <w:t>The Rights of Persons with Disabilities Act, 2016 (Act No. 49 of 2016), ss. 3 and 25</w:t>
-        </w:r>
-      </w:hyperlink>
-      <w:r>
-        <w:t xml:space="preserve"> under which persons with disability may not be discriminated against (s. 3) and are entitled to barrier-free access in all parts of government and private hospitals and healthcare institutions, and to priority in attendance and treatment (s. 25(1)(b)-(c)).</w:t>
+        <w:t>Where rehabilitation is not a defined service, that fact is recorded and the hospital does not display, advertise or verbally hold out a rehabilitation service it does not provide; a patient who needs rehabilitation is referred using the referral route the relevant department scope already names.</w:t>
       </w:r>
     </w:p>
     <w:p>
@@ -444,33 +422,33 @@
         <w:pStyle w:val="Heading2"/>
       </w:pPr>
       <w:r>
-        <w:t>4.4 Collaborative rehabilitation planning (COP.13.d)</w:t>
+        <w:t>Collaborative rehabilitation planning</w:t>
       </w:r>
     </w:p>
     <w:p>
       <w:r>
         <w:rPr>
-          <w:b/>
+          <w:i/>
         </w:rPr>
-        <w:t xml:space="preserve">Why this step matters: </w:t>
+        <w:t xml:space="preserve">Why: </w:t>
       </w:r>
       <w:r>
-        <w:t>A doctor's order that just says "physio", with no goal and no therapist named, is not collaborative planning -- it is a referral dressed up as a plan.</w:t>
+        <w:t>A doctor's order that just says 'physio', with no goal and no therapist named, is not collaborative planning -- it is a referral dressed up as a plan.</w:t>
       </w:r>
     </w:p>
     <w:p>
       <w:r>
-        <w:t>1. This step operates only where rehabilitation is a defined service under step 3; where it is not, this step is recorded as not operating, and no plan is invented to imply a service that does not exist.</w:t>
+        <w:t>This step operates only where rehabilitation is a defined service; where it is not, this step is recorded as not operating, and no plan is invented to imply a service that does not exist.</w:t>
       </w:r>
     </w:p>
     <w:p>
       <w:r>
-        <w:t>2. Where it operates, «Hospital to define how a collaborative rehabilitation plan is recorded» captures a plan made with the treating clinician, the rehabilitation professional, nursing, and the patient or family as far as they can take part, stating the goal, the therapy, the frequency this hospital can actually deliver, and the review.</w:t>
+        <w:t>Where it operates, the hospital's defined process captures a plan made with the treating clinician, the rehabilitation professional, nursing, and the patient or family as far as they can take part, stating the goal, the therapy, the frequency this hospital can actually deliver, and the review.</w:t>
       </w:r>
     </w:p>
     <w:p>
       <w:r>
-        <w:t>3. Internal referral into rehabilitation uses the continuity policy's referral method; this step owns only the plan that follows. (Record 4)</w:t>
+        <w:t>Internal referral into rehabilitation uses the continuity policy's referral method; this step owns only the plan that follows.</w:t>
       </w:r>
     </w:p>
     <w:p>
@@ -478,15 +456,15 @@
         <w:pStyle w:val="Heading2"/>
       </w:pPr>
       <w:r>
-        <w:t>4.5 Nutritional-risk screening and at-risk assessment (COP.13.e)</w:t>
+        <w:t>Nutritional-risk screening and at-risk assessment</w:t>
       </w:r>
     </w:p>
     <w:p>
       <w:r>
         <w:rPr>
-          <w:b/>
+          <w:i/>
         </w:rPr>
-        <w:t xml:space="preserve">Why this step matters: </w:t>
+        <w:t xml:space="preserve">Why: </w:t>
       </w:r>
       <w:r>
         <w:t>A safe, licensed kitchen can still serve a full diet to a person who cannot swallow it -- this step is what finds that person before the kitchen is asked to.</w:t>
@@ -494,17 +472,17 @@
     </w:p>
     <w:p>
       <w:r>
-        <w:t>1. Every admitted patient is screened using «Hospital to define the nutritional-risk screening method used for admitted patients, who performs it, and by when after admission it is completed» -- never a meal-order slip treated as a screen.</w:t>
+        <w:t>Every admitted patient is screened using the hospital's defined nutritional-risk screening method, who performs it, and by when after admission -- never a meal-order slip treated as a screen.</w:t>
       </w:r>
     </w:p>
     <w:p>
       <w:r>
-        <w:t>2. A patient flagged by the screen is assessed by «Hospital to define who performs nutritional assessment of patients screened at risk», recording intake, nutritional findings, swallowing concern if present, and the problem the therapeutic diet must address.</w:t>
+        <w:t>A patient flagged by the screen is assessed by the hospital's defined assessor, recording intake, nutritional findings, swallowing concern if present, and the problem the therapeutic diet must address.</w:t>
       </w:r>
     </w:p>
     <w:p>
       <w:r>
-        <w:t>3. This admission screen is distinct from antenatal maternal nutrition and paediatric growth/nutrition assessment -- both still run on their own patients, but neither substitutes for this screen. (Record 5)</w:t>
+        <w:t>This admission screen is distinct from antenatal maternal nutrition and paediatric growth/nutrition assessment -- both still run on their own patients, but neither substitutes for this screen.</w:t>
       </w:r>
     </w:p>
     <w:p>
@@ -512,33 +490,33 @@
         <w:pStyle w:val="Heading2"/>
       </w:pPr>
       <w:r>
-        <w:t>4.6 Therapeutic diet planned and provided collaboratively (COP.13.f)</w:t>
+        <w:t>Therapeutic diet planned and provided collaboratively</w:t>
       </w:r>
     </w:p>
     <w:p>
       <w:r>
         <w:rPr>
-          <w:b/>
+          <w:i/>
         </w:rPr>
-        <w:t xml:space="preserve">Why this step matters: </w:t>
+        <w:t xml:space="preserve">Why: </w:t>
       </w:r>
       <w:r>
-        <w:t>A "soft diet" shouted down a corridor, or changed at the bedside by a relative, is not a collaborative plan -- it is the plan failing at the last step.</w:t>
+        <w:t>A 'soft diet' shouted down a corridor, or changed at the bedside by a relative, is not a collaborative plan -- it is the plan failing at the last step.</w:t>
       </w:r>
     </w:p>
     <w:p>
       <w:r>
-        <w:t>1. The treating clinician, dietetics and nursing agree the diet for a patient who needs one -- including every patient assessed at risk at step 5 -- using «Hospital to define how the therapeutic diet is planned collaboratively and how it is communicated to the kitchen».</w:t>
+        <w:t>The treating clinician, dietetics and nursing agree the diet for a patient who needs one -- including every patient assessed at risk -- using the hospital's defined collaborative-planning and kitchen-communication process.</w:t>
       </w:r>
     </w:p>
     <w:p>
       <w:r>
-        <w:t>2. The kitchen prepares under the support-services infection-control policy; this step does not restate food-handler health or holding temperatures.</w:t>
+        <w:t>The kitchen prepares under the support-services infection-control policy; this step does not restate food-handler health or holding temperatures.</w:t>
       </w:r>
     </w:p>
     <w:p>
       <w:r>
-        <w:t>3. Provision is confirmed using «Hospital to define how provision of the planned therapeutic diet is confirmed», and any refusal by the patient is recorded and the plan reviewed rather than silently replaced. (Record 6)</w:t>
+        <w:t>Provision is confirmed using the hospital's defined confirmation method, and any refusal by the patient is recorded and the plan reviewed rather than silently replaced.</w:t>
       </w:r>
     </w:p>
     <w:p>
@@ -559,7 +537,7 @@
         <w:pStyle w:val="Heading1"/>
       </w:pPr>
       <w:r>
-        <w:t>6. Related Documents</w:t>
+        <w:t>6. Related SOPs</w:t>
       </w:r>
     </w:p>
     <w:p>
@@ -567,7 +545,7 @@
         <w:pStyle w:val="ListParagraph"/>
       </w:pPr>
       <w:r>
-        <w:t>Policy -- Pain Management, Rehabilitation Services and Nutritional Therapy (COP.13)</w:t>
+        <w:t>Policy on Pain Management, Rehabilitation Services and Nutritional Therapy (COP.13)</w:t>
       </w:r>
     </w:p>
     <w:p>
@@ -591,17 +569,128 @@
         <w:pStyle w:val="Heading1"/>
       </w:pPr>
       <w:r>
-        <w:t>7. Where This SOP's Requirements Come From (Verified Sources)</w:t>
+        <w:t>7. Review</w:t>
+      </w:r>
+    </w:p>
+    <w:p>
+      <w:r>
+        <w:t>This SOP is reviewed annually, or sooner if the service directory adds or removes rehabilitation, if unmanaged pain, an unscreened admission, or a therapeutic diet that did not reach the patient exposes a gap, or if the definition-and-display, kitchen, obstetric, paediatric, medication or assessment processes this SOP hands work to are revised.</w:t>
+      </w:r>
+    </w:p>
+    <w:p>
+      <w:r>
+        <w:br w:type="page"/>
+      </w:r>
+    </w:p>
+    <w:p>
+      <w:pPr>
+        <w:pStyle w:val="Heading1"/>
+      </w:pPr>
+      <w:r>
+        <w:t>Appendix — NABH Standard Cross-Reference and Evidence Basis</w:t>
+      </w:r>
+    </w:p>
+    <w:p>
+      <w:r>
+        <w:t>For the Quality Coordinator and NABH assessment use only. The reasoning and real-world triggers for each requirement are already in the body above -- this appendix adds only what the body deliberately leaves out: the exact objective-element code, how this SOP's scope is kept separate from neighbouring standards, and the verified technical source for anything cited.</w:t>
+      </w:r>
+    </w:p>
+    <w:p>
+      <w:pPr>
+        <w:pStyle w:val="Heading2"/>
+      </w:pPr>
+      <w:r>
+        <w:t>Patients in pain are effectively managed — COP.13.a</w:t>
+      </w:r>
+    </w:p>
+    <w:p>
+      <w:pPr>
+        <w:pStyle w:val="Heading2"/>
+      </w:pPr>
+      <w:r>
+        <w:t>Titration according to need and response — COP.13.b</w:t>
+      </w:r>
+    </w:p>
+    <w:p>
+      <w:pPr>
+        <w:pStyle w:val="Heading2"/>
+      </w:pPr>
+      <w:r>
+        <w:t>Rehabilitation scope commensurate with the services of this hospital — COP.13.c</w:t>
+      </w:r>
+    </w:p>
+    <w:p>
+      <w:r>
+        <w:rPr>
+          <w:i/>
+        </w:rPr>
+        <w:t>Verified source(s):</w:t>
       </w:r>
     </w:p>
     <w:p>
       <w:pPr>
         <w:pStyle w:val="ListParagraph"/>
-        <w:spacing w:before="80" w:after="240"/>
-        <w:contextualSpacing w:val="0"/>
       </w:pPr>
       <w:r>
-        <w:t xml:space="preserve">• National Accreditation Board for Hospitals and Healthcare Providers. (2022). Standards for Small Healthcare Organisations (3rd ed.). </w:t>
+        <w:t xml:space="preserve">• </w:t>
+      </w:r>
+      <w:r>
+        <w:t xml:space="preserve">Government of India. (2016). </w:t>
+      </w:r>
+      <w:hyperlink r:id="rId9">
+        <w:r>
+          <w:rPr>
+            <w:color w:val="0563C1"/>
+            <w:u w:val="single"/>
+          </w:rPr>
+          <w:t>The Rights of Persons with Disabilities Act, 2016</w:t>
+        </w:r>
+      </w:hyperlink>
+      <w:r>
+        <w:t xml:space="preserve"> (Act No. 49 of 2016), ss. 3 and 25: persons with disability may not be discriminated against and are entitled to barrier-free access in all parts of hospitals and healthcare institutions, and to priority in attendance and treatment.</w:t>
+      </w:r>
+    </w:p>
+    <w:p>
+      <w:pPr>
+        <w:pStyle w:val="Heading2"/>
+      </w:pPr>
+      <w:r>
+        <w:t>Collaborative rehabilitation planning — COP.13.d</w:t>
+      </w:r>
+    </w:p>
+    <w:p>
+      <w:pPr>
+        <w:pStyle w:val="Heading2"/>
+      </w:pPr>
+      <w:r>
+        <w:t>Nutritional-risk screening and at-risk assessment — COP.13.e</w:t>
+      </w:r>
+    </w:p>
+    <w:p>
+      <w:pPr>
+        <w:pStyle w:val="Heading2"/>
+      </w:pPr>
+      <w:r>
+        <w:t>Therapeutic diet planned and provided collaboratively — COP.13.f</w:t>
+      </w:r>
+    </w:p>
+    <w:p>
+      <w:pPr>
+        <w:pStyle w:val="Heading2"/>
+      </w:pPr>
+      <w:r>
+        <w:t>Full reference list</w:t>
+      </w:r>
+    </w:p>
+    <w:p>
+      <w:pPr>
+        <w:pStyle w:val="ListParagraph"/>
+      </w:pPr>
+      <w:r>
+        <w:t xml:space="preserve">• </w:t>
+      </w:r>
+      <w:r>
+        <w:t xml:space="preserve">National Accreditation Board for Hospitals and Healthcare Providers. (2022). Standards for Small Healthcare Organisations (3rd ed.). </w:t>
       </w:r>
       <w:hyperlink r:id="rId10">
         <w:r>
@@ -619,11 +708,12 @@
     <w:p>
       <w:pPr>
         <w:pStyle w:val="ListParagraph"/>
-        <w:spacing w:before="80" w:after="240"/>
-        <w:contextualSpacing w:val="0"/>
       </w:pPr>
       <w:r>
-        <w:t xml:space="preserve">• Government of India. (2016). </w:t>
+        <w:t xml:space="preserve">• </w:t>
+      </w:r>
+      <w:r>
+        <w:t xml:space="preserve">Government of India. (2016). </w:t>
       </w:r>
       <w:hyperlink r:id="rId9">
         <w:r>
@@ -631,24 +721,11 @@
             <w:color w:val="0563C1"/>
             <w:u w:val="single"/>
           </w:rPr>
-          <w:t>The Rights of Persons with Disabilities Act, 2016 (Act No. 49 of 2016), ss. 3 and 25</w:t>
+          <w:t>The Rights of Persons with Disabilities Act, 2016</w:t>
         </w:r>
       </w:hyperlink>
       <w:r>
-        <w:t xml:space="preserve"> under which persons with disability may not be discriminated against (s. 3) and are entitled to barrier-free access in all parts of government and private hospitals and healthcare institutions, and to priority in attendance and treatment (s. 25(1)(b)-(c)).</w:t>
-      </w:r>
-    </w:p>
-    <w:p>
-      <w:pPr>
-        <w:pStyle w:val="Heading1"/>
-      </w:pPr>
-      <w:r>
-        <w:t>8. Review</w:t>
-      </w:r>
-    </w:p>
-    <w:p>
-      <w:r>
-        <w:t>This SOP is reviewed annually, or sooner if the service directory adds or removes rehabilitation, if unmanaged pain, an unscreened admission, or a therapeutic diet that did not reach the patient exposes a gap, or if the definition-and-display, kitchen, obstetric, paediatric, medication or assessment processes this SOP hands work to are revised.</w:t>
+        <w:t xml:space="preserve"> (Act No. 49 of 2016), ss. 3 and 25: persons with disability may not be discriminated against and are entitled to barrier-free access in all parts of hospitals and healthcare institutions, and to priority in attendance and treatment.</w:t>
       </w:r>
     </w:p>
     <w:sectPr>

--- a/policies/build/sop_record_masters/COP/SOP_COP.13.a_to_f_pain_rehabilitation_nutrition.docx
+++ b/policies/build/sop_record_masters/COP/SOP_COP.13.a_to_f_pain_rehabilitation_nutrition.docx
@@ -208,12 +208,6 @@
     </w:p>
     <w:p>
       <w:r>
-        <w:rPr>
-          <w:i/>
-        </w:rPr>
-        <w:t xml:space="preserve">Why: </w:t>
-      </w:r>
-      <w:r>
         <w:t>so every setting where a patient may be in pain, need rehabilitation, or is admitted and therefore screened for nutrition follows the same standard.</w:t>
       </w:r>
     </w:p>
@@ -231,12 +225,6 @@
       </w:r>
     </w:p>
     <w:p>
-      <w:r>
-        <w:rPr>
-          <w:i/>
-        </w:rPr>
-        <w:t xml:space="preserve">Why: </w:t>
-      </w:r>
       <w:r>
         <w:t>unmanaged pain, a service held out that nobody can deliver, or a swallowing risk nobody screened for, are each a gap that reaches the patient directly.</w:t>
       </w:r>
@@ -325,12 +313,6 @@
     </w:p>
     <w:p>
       <w:r>
-        <w:rPr>
-          <w:i/>
-        </w:rPr>
-        <w:t xml:space="preserve">Why: </w:t>
-      </w:r>
-      <w:r>
         <w:t>A recorded zero that was never asked about is a false record -- and it is exactly how unmanaged pain comes to look like managed pain.</w:t>
       </w:r>
     </w:p>
@@ -358,12 +340,6 @@
       </w:r>
     </w:p>
     <w:p>
-      <w:r>
-        <w:rPr>
-          <w:i/>
-        </w:rPr>
-        <w:t xml:space="preserve">Why: </w:t>
-      </w:r>
       <w:r>
         <w:t>A measure given once and never reassessed is a standing dose, not titration.</w:t>
       </w:r>
@@ -393,12 +369,6 @@
     </w:p>
     <w:p>
       <w:r>
-        <w:rPr>
-          <w:i/>
-        </w:rPr>
-        <w:t xml:space="preserve">Why: </w:t>
-      </w:r>
-      <w:r>
         <w:t>A hospital that lists physiotherapy on the board with a visiting therapist on Tuesdays only, and says nothing else, is holding out a service it cannot deliver on Wednesday.</w:t>
       </w:r>
     </w:p>
@@ -426,12 +396,6 @@
       </w:r>
     </w:p>
     <w:p>
-      <w:r>
-        <w:rPr>
-          <w:i/>
-        </w:rPr>
-        <w:t xml:space="preserve">Why: </w:t>
-      </w:r>
       <w:r>
         <w:t>A doctor's order that just says 'physio', with no goal and no therapist named, is not collaborative planning -- it is a referral dressed up as a plan.</w:t>
       </w:r>
@@ -461,12 +425,6 @@
     </w:p>
     <w:p>
       <w:r>
-        <w:rPr>
-          <w:i/>
-        </w:rPr>
-        <w:t xml:space="preserve">Why: </w:t>
-      </w:r>
-      <w:r>
         <w:t>A safe, licensed kitchen can still serve a full diet to a person who cannot swallow it -- this step is what finds that person before the kitchen is asked to.</w:t>
       </w:r>
     </w:p>
@@ -494,12 +452,6 @@
       </w:r>
     </w:p>
     <w:p>
-      <w:r>
-        <w:rPr>
-          <w:i/>
-        </w:rPr>
-        <w:t xml:space="preserve">Why: </w:t>
-      </w:r>
       <w:r>
         <w:t>A 'soft diet' shouted down a corridor, or changed at the bedside by a relative, is not a collaborative plan -- it is the plan failing at the last step.</w:t>
       </w:r>

--- a/policies/build/sop_record_masters/COP/SOP_COP.13.a_to_f_pain_rehabilitation_nutrition.docx
+++ b/policies/build/sop_record_masters/COP/SOP_COP.13.a_to_f_pain_rehabilitation_nutrition.docx
@@ -435,7 +435,27 @@
     </w:p>
     <w:p>
       <w:r>
-        <w:t>A patient flagged by the screen is assessed by the hospital's defined assessor, recording intake, nutritional findings, swallowing concern if present, and the problem the therapeutic diet must address.</w:t>
+        <w:t>A patient flagged by the screen is assessed by the hospital's defined assessor, who records four things:</w:t>
+      </w:r>
+    </w:p>
+    <w:p>
+      <w:r>
+        <w:t>1. Intake.</w:t>
+      </w:r>
+    </w:p>
+    <w:p>
+      <w:r>
+        <w:t>2. Nutritional findings.</w:t>
+      </w:r>
+    </w:p>
+    <w:p>
+      <w:r>
+        <w:t>3. Swallowing concern, if present.</w:t>
+      </w:r>
+    </w:p>
+    <w:p>
+      <w:r>
+        <w:t>4. The problem the therapeutic diet must address.</w:t>
       </w:r>
     </w:p>
     <w:p>
